--- a/teaching/thesis/masters-thesis-title-page.docx
+++ b/teaching/thesis/masters-thesis-title-page.docx
@@ -332,8 +332,30 @@
       </w:pPr>
     </w:lvl>
   </w:abstractNum>
+  <w:abstractNum w:abstractNumId="1">
+    <w:multiLevelType w:val="singleLevel"/>
+    <w:lvl w:ilvl="0">
+      <w:start w:val="1"/>
+      <w:numFmt w:val="upperLetter"/>
+      <w:pStyle w:val="Appendice"/>
+      <w:lvlText w:val="Appendix %1 "/>
+      <w:lvlJc w:val="left"/>
+      <w:suff w:val="nothing"/>
+      <w:pPr>
+        <w:ind w:left="0" w:firstLine="0"/>
+      </w:pPr>
+      <w:rPr>
+        <w:b/>
+        <w:sz w:val="50"/>
+        <w:szCs w:val="50"/>
+      </w:rPr>
+    </w:lvl>
+  </w:abstractNum>
   <w:num w:numId="1">
     <w:abstractNumId w:val="0"/>
+  </w:num>
+  <w:num w:numId="2">
+    <w:abstractNumId w:val="1"/>
   </w:num>
 </w:numbering>
 </file>
@@ -392,6 +414,26 @@
       <w:szCs w:val="50"/>
     </w:rPr>
   </w:style>
+  <w:style w:type="paragraph" w:styleId="Appendice">
+    <w:name w:val="Appendice"/>
+    <w:basedOn w:val="Normal"/>
+    <w:next w:val="Normal"/>
+    <w:pPr>
+      <w:pageBreakBefore/>
+      <w:numPr>
+        <w:ilvl w:val="0"/>
+        <w:numId w:val="2"/>
+      </w:numPr>
+      <w:outlineLvl w:val="0"/>
+      <w:spacing w:before="1734" w:after="800"/>
+      <w:jc w:val="left"/>
+    </w:pPr>
+    <w:rPr>
+      <w:b/>
+      <w:sz w:val="50"/>
+      <w:szCs w:val="50"/>
+    </w:rPr>
+  </w:style>
   <w:style w:type="paragraph" w:styleId="Heading2">
     <w:name w:val="heading 2"/>
     <w:basedOn w:val="Normal"/>
